--- a/exports/export_2024-11-11_malte/Standardform output or export 11_11_2024.docx
+++ b/exports/export_2024-11-11_malte/Standardform output or export 11_11_2024.docx
@@ -1,6 +1,6 @@
 
 <file path=word/document.xml><?xml version="1.0" encoding="utf-8"?>
-<w:document xmlns:wpc="http://schemas.microsoft.com/office/word/2010/wordprocessingCanvas" xmlns:cx="http://schemas.microsoft.com/office/drawing/2014/chartex" xmlns:cx1="http://schemas.microsoft.com/office/drawing/2015/9/8/chartex" xmlns:mc="http://schemas.openxmlformats.org/markup-compatibility/2006" xmlns:o="urn:schemas-microsoft-com:office:office" xmlns:r="http://schemas.openxmlformats.org/officeDocument/2006/relationships" xmlns:m="http://schemas.openxmlformats.org/officeDocument/2006/math" xmlns:v="urn:schemas-microsoft-com:vml" xmlns:wp14="http://schemas.microsoft.com/office/word/2010/wordprocessingDrawing" xmlns:wp="http://schemas.openxmlformats.org/drawingml/2006/wordprocessingDrawing" xmlns:w10="urn:schemas-microsoft-com:office:word" xmlns:w="http://schemas.openxmlformats.org/wordprocessingml/2006/main" xmlns:w14="http://schemas.microsoft.com/office/word/2010/wordml" xmlns:w15="http://schemas.microsoft.com/office/word/2012/wordml" xmlns:w16se="http://schemas.microsoft.com/office/word/2015/wordml/symex" xmlns:wpg="http://schemas.microsoft.com/office/word/2010/wordprocessingGroup" xmlns:wpi="http://schemas.microsoft.com/office/word/2010/wordprocessingInk" xmlns:wne="http://schemas.microsoft.com/office/word/2006/wordml" xmlns:wps="http://schemas.microsoft.com/office/word/2010/wordprocessingShape" mc:Ignorable="w14 w15 w16se wp14">
+<w:document xmlns:wpc="http://schemas.microsoft.com/office/word/2010/wordprocessingCanvas" xmlns:cx="http://schemas.microsoft.com/office/drawing/2014/chartex" xmlns:cx1="http://schemas.microsoft.com/office/drawing/2015/9/8/chartex" xmlns:cx2="http://schemas.microsoft.com/office/drawing/2015/10/21/chartex" xmlns:cx3="http://schemas.microsoft.com/office/drawing/2016/5/9/chartex" xmlns:cx4="http://schemas.microsoft.com/office/drawing/2016/5/10/chartex" xmlns:cx5="http://schemas.microsoft.com/office/drawing/2016/5/11/chartex" xmlns:cx6="http://schemas.microsoft.com/office/drawing/2016/5/12/chartex" xmlns:cx7="http://schemas.microsoft.com/office/drawing/2016/5/13/chartex" xmlns:cx8="http://schemas.microsoft.com/office/drawing/2016/5/14/chartex" xmlns:mc="http://schemas.openxmlformats.org/markup-compatibility/2006" xmlns:aink="http://schemas.microsoft.com/office/drawing/2016/ink" xmlns:am3d="http://schemas.microsoft.com/office/drawing/2017/model3d" xmlns:o="urn:schemas-microsoft-com:office:office" xmlns:oel="http://schemas.microsoft.com/office/2019/extlst" xmlns:r="http://schemas.openxmlformats.org/officeDocument/2006/relationships" xmlns:m="http://schemas.openxmlformats.org/officeDocument/2006/math" xmlns:v="urn:schemas-microsoft-com:vml" xmlns:wp14="http://schemas.microsoft.com/office/word/2010/wordprocessingDrawing" xmlns:wp="http://schemas.openxmlformats.org/drawingml/2006/wordprocessingDrawing" xmlns:w10="urn:schemas-microsoft-com:office:word" xmlns:w="http://schemas.openxmlformats.org/wordprocessingml/2006/main" xmlns:w14="http://schemas.microsoft.com/office/word/2010/wordml" xmlns:w15="http://schemas.microsoft.com/office/word/2012/wordml" xmlns:w16cex="http://schemas.microsoft.com/office/word/2018/wordml/cex" xmlns:w16cid="http://schemas.microsoft.com/office/word/2016/wordml/cid" xmlns:w16="http://schemas.microsoft.com/office/word/2018/wordml" xmlns:w16du="http://schemas.microsoft.com/office/word/2023/wordml/word16du" xmlns:w16sdtdh="http://schemas.microsoft.com/office/word/2020/wordml/sdtdatahash" xmlns:w16sdtfl="http://schemas.microsoft.com/office/word/2024/wordml/sdtformatlock" xmlns:w16se="http://schemas.microsoft.com/office/word/2015/wordml/symex" xmlns:wpg="http://schemas.microsoft.com/office/word/2010/wordprocessingGroup" xmlns:wpi="http://schemas.microsoft.com/office/word/2010/wordprocessingInk" xmlns:wne="http://schemas.microsoft.com/office/word/2006/wordml" xmlns:wps="http://schemas.microsoft.com/office/word/2010/wordprocessingShape" mc:Ignorable="w14 w15 w16se w16cid w16 w16cex w16sdtdh w16sdtfl w16du wp14">
   <w:body>
     <w:p>
       <w:pPr>
@@ -31,7 +31,7 @@
       </w:r>
       <w:r>
         <w:rPr>
-          <w:rStyle w:val="Voetnootmarkering"/>
+          <w:rStyle w:val="FootnoteReference"/>
           <w:rFonts w:ascii="Arial" w:hAnsi="Arial" w:cs="Arial"/>
           <w:b/>
           <w:sz w:val="24"/>
@@ -63,7 +63,6 @@
         <w:tc>
           <w:tcPr>
             <w:tcW w:w="5040" w:type="dxa"/>
-            <w:shd w:val="clear" w:color="auto" w:fill="auto"/>
           </w:tcPr>
           <w:p>
             <w:pPr>
@@ -82,39 +81,7 @@
                 <w:rFonts w:ascii="Arial" w:hAnsi="Arial" w:cs="Arial"/>
                 <w:i/>
               </w:rPr>
-              <w:t>[</w:t>
-            </w:r>
-            <w:proofErr w:type="spellStart"/>
-            <w:r>
-              <w:rPr>
-                <w:rFonts w:ascii="Arial" w:hAnsi="Arial" w:cs="Arial"/>
-                <w:i/>
-              </w:rPr>
-              <w:t>name</w:t>
-            </w:r>
-            <w:proofErr w:type="spellEnd"/>
-            <w:r>
-              <w:rPr>
-                <w:rFonts w:ascii="Arial" w:hAnsi="Arial" w:cs="Arial"/>
-                <w:i/>
-              </w:rPr>
-              <w:t xml:space="preserve"> </w:t>
-            </w:r>
-            <w:proofErr w:type="spellStart"/>
-            <w:r>
-              <w:rPr>
-                <w:rFonts w:ascii="Arial" w:hAnsi="Arial" w:cs="Arial"/>
-                <w:i/>
-              </w:rPr>
-              <w:t>user</w:t>
-            </w:r>
-            <w:proofErr w:type="spellEnd"/>
-            <w:r>
-              <w:rPr>
-                <w:rFonts w:ascii="Arial" w:hAnsi="Arial" w:cs="Arial"/>
-                <w:i/>
-              </w:rPr>
-              <w:t>]</w:t>
+              <w:t>[name user]</w:t>
             </w:r>
             <w:r>
               <w:rPr>
@@ -128,7 +95,6 @@
         <w:tc>
           <w:tcPr>
             <w:tcW w:w="4320" w:type="dxa"/>
-            <w:shd w:val="clear" w:color="auto" w:fill="auto"/>
           </w:tcPr>
           <w:p>
             <w:pPr>
@@ -140,16 +106,8 @@
               <w:rPr>
                 <w:rFonts w:ascii="Arial" w:hAnsi="Arial" w:cs="Arial"/>
               </w:rPr>
-              <w:t xml:space="preserve">Elizaveta </w:t>
-            </w:r>
-            <w:proofErr w:type="spellStart"/>
-            <w:r>
-              <w:rPr>
-                <w:rFonts w:ascii="Arial" w:hAnsi="Arial" w:cs="Arial"/>
-              </w:rPr>
-              <w:t>Sivak</w:t>
-            </w:r>
-            <w:proofErr w:type="spellEnd"/>
+              <w:t>Elizaveta Sivak</w:t>
+            </w:r>
           </w:p>
         </w:tc>
       </w:tr>
@@ -157,7 +115,6 @@
         <w:tc>
           <w:tcPr>
             <w:tcW w:w="5040" w:type="dxa"/>
-            <w:shd w:val="clear" w:color="auto" w:fill="auto"/>
           </w:tcPr>
           <w:p>
             <w:pPr>
@@ -242,7 +199,6 @@
         <w:tc>
           <w:tcPr>
             <w:tcW w:w="4320" w:type="dxa"/>
-            <w:shd w:val="clear" w:color="auto" w:fill="auto"/>
           </w:tcPr>
           <w:p>
             <w:pPr>
@@ -256,7 +212,7 @@
                 <w:rFonts w:ascii="Arial" w:hAnsi="Arial" w:cs="Arial"/>
                 <w:lang w:val="en-GB"/>
               </w:rPr>
-              <w:t>0633355639</w:t>
+              <w:t>REDACTED</w:t>
             </w:r>
           </w:p>
         </w:tc>
@@ -265,7 +221,6 @@
         <w:tc>
           <w:tcPr>
             <w:tcW w:w="5040" w:type="dxa"/>
-            <w:shd w:val="clear" w:color="auto" w:fill="auto"/>
           </w:tcPr>
           <w:p>
             <w:pPr>
@@ -284,39 +239,7 @@
                 <w:rFonts w:ascii="Arial" w:hAnsi="Arial" w:cs="Arial"/>
                 <w:i/>
               </w:rPr>
-              <w:t>[</w:t>
-            </w:r>
-            <w:proofErr w:type="spellStart"/>
-            <w:r>
-              <w:rPr>
-                <w:rFonts w:ascii="Arial" w:hAnsi="Arial" w:cs="Arial"/>
-                <w:i/>
-              </w:rPr>
-              <w:t>name</w:t>
-            </w:r>
-            <w:proofErr w:type="spellEnd"/>
-            <w:r>
-              <w:rPr>
-                <w:rFonts w:ascii="Arial" w:hAnsi="Arial" w:cs="Arial"/>
-                <w:i/>
-              </w:rPr>
-              <w:t xml:space="preserve"> </w:t>
-            </w:r>
-            <w:proofErr w:type="spellStart"/>
-            <w:r>
-              <w:rPr>
-                <w:rFonts w:ascii="Arial" w:hAnsi="Arial" w:cs="Arial"/>
-                <w:i/>
-              </w:rPr>
-              <w:t>institution</w:t>
-            </w:r>
-            <w:proofErr w:type="spellEnd"/>
-            <w:r>
-              <w:rPr>
-                <w:rFonts w:ascii="Arial" w:hAnsi="Arial" w:cs="Arial"/>
-                <w:i/>
-              </w:rPr>
-              <w:t>]</w:t>
+              <w:t>[name institution]</w:t>
             </w:r>
             <w:r>
               <w:rPr>
@@ -330,7 +253,6 @@
         <w:tc>
           <w:tcPr>
             <w:tcW w:w="4320" w:type="dxa"/>
-            <w:shd w:val="clear" w:color="auto" w:fill="auto"/>
           </w:tcPr>
           <w:p>
             <w:pPr>
@@ -339,19 +261,11 @@
                 <w:lang w:val="en-US"/>
               </w:rPr>
             </w:pPr>
-            <w:proofErr w:type="spellStart"/>
-            <w:r>
-              <w:rPr>
-                <w:rFonts w:ascii="Arial" w:hAnsi="Arial" w:cs="Arial"/>
-              </w:rPr>
-              <w:t>Rijksuniversiteit</w:t>
-            </w:r>
-            <w:proofErr w:type="spellEnd"/>
-            <w:r>
-              <w:rPr>
-                <w:rFonts w:ascii="Arial" w:hAnsi="Arial" w:cs="Arial"/>
-              </w:rPr>
-              <w:t xml:space="preserve"> Groningen</w:t>
+            <w:r>
+              <w:rPr>
+                <w:rFonts w:ascii="Arial" w:hAnsi="Arial" w:cs="Arial"/>
+              </w:rPr>
+              <w:t>Rijksuniversiteit Groningen</w:t>
             </w:r>
           </w:p>
         </w:tc>
@@ -360,7 +274,6 @@
         <w:tc>
           <w:tcPr>
             <w:tcW w:w="5040" w:type="dxa"/>
-            <w:shd w:val="clear" w:color="auto" w:fill="auto"/>
           </w:tcPr>
           <w:p>
             <w:pPr>
@@ -397,7 +310,6 @@
         <w:tc>
           <w:tcPr>
             <w:tcW w:w="4320" w:type="dxa"/>
-            <w:shd w:val="clear" w:color="auto" w:fill="auto"/>
           </w:tcPr>
           <w:p>
             <w:pPr>
@@ -434,7 +346,6 @@
         <w:tc>
           <w:tcPr>
             <w:tcW w:w="5040" w:type="dxa"/>
-            <w:shd w:val="clear" w:color="auto" w:fill="auto"/>
           </w:tcPr>
           <w:p>
             <w:pPr>
@@ -453,55 +364,7 @@
                 <w:rFonts w:ascii="Arial" w:hAnsi="Arial" w:cs="Arial"/>
                 <w:i/>
               </w:rPr>
-              <w:t>[</w:t>
-            </w:r>
-            <w:proofErr w:type="spellStart"/>
-            <w:r>
-              <w:rPr>
-                <w:rFonts w:ascii="Arial" w:hAnsi="Arial" w:cs="Arial"/>
-                <w:i/>
-              </w:rPr>
-              <w:t>contractnumber</w:t>
-            </w:r>
-            <w:proofErr w:type="spellEnd"/>
-            <w:r>
-              <w:rPr>
-                <w:rFonts w:ascii="Arial" w:hAnsi="Arial" w:cs="Arial"/>
-                <w:i/>
-              </w:rPr>
-              <w:t xml:space="preserve"> + </w:t>
-            </w:r>
-            <w:proofErr w:type="spellStart"/>
-            <w:r>
-              <w:rPr>
-                <w:rFonts w:ascii="Arial" w:hAnsi="Arial" w:cs="Arial"/>
-                <w:i/>
-              </w:rPr>
-              <w:t>name</w:t>
-            </w:r>
-            <w:proofErr w:type="spellEnd"/>
-            <w:r>
-              <w:rPr>
-                <w:rFonts w:ascii="Arial" w:hAnsi="Arial" w:cs="Arial"/>
-                <w:i/>
-              </w:rPr>
-              <w:t xml:space="preserve"> </w:t>
-            </w:r>
-            <w:proofErr w:type="spellStart"/>
-            <w:r>
-              <w:rPr>
-                <w:rFonts w:ascii="Arial" w:hAnsi="Arial" w:cs="Arial"/>
-                <w:i/>
-              </w:rPr>
-              <w:t>research</w:t>
-            </w:r>
-            <w:proofErr w:type="spellEnd"/>
-            <w:r>
-              <w:rPr>
-                <w:rFonts w:ascii="Arial" w:hAnsi="Arial" w:cs="Arial"/>
-                <w:i/>
-              </w:rPr>
-              <w:t>]</w:t>
+              <w:t>[contractnumber + name research]</w:t>
             </w:r>
             <w:r>
               <w:rPr>
@@ -515,7 +378,6 @@
         <w:tc>
           <w:tcPr>
             <w:tcW w:w="4320" w:type="dxa"/>
-            <w:shd w:val="clear" w:color="auto" w:fill="auto"/>
           </w:tcPr>
           <w:p>
             <w:pPr>
@@ -543,30 +405,14 @@
                 <w:rFonts w:ascii="Arial" w:hAnsi="Arial" w:cs="Arial"/>
                 <w:lang w:val="en-US"/>
               </w:rPr>
-              <w:t xml:space="preserve"> Predicting Fertility Data Challenge (</w:t>
-            </w:r>
-            <w:proofErr w:type="spellStart"/>
+              <w:t xml:space="preserve"> Predicting Fertility Data Challenge (P</w:t>
+            </w:r>
             <w:r>
               <w:rPr>
                 <w:rFonts w:ascii="Arial" w:hAnsi="Arial" w:cs="Arial"/>
                 <w:lang w:val="en-US"/>
               </w:rPr>
-              <w:t>P</w:t>
-            </w:r>
-            <w:r>
-              <w:rPr>
-                <w:rFonts w:ascii="Arial" w:hAnsi="Arial" w:cs="Arial"/>
-                <w:lang w:val="en-US"/>
-              </w:rPr>
-              <w:t>reFer</w:t>
-            </w:r>
-            <w:proofErr w:type="spellEnd"/>
-            <w:r>
-              <w:rPr>
-                <w:rFonts w:ascii="Arial" w:hAnsi="Arial" w:cs="Arial"/>
-                <w:lang w:val="en-US"/>
-              </w:rPr>
-              <w:t>)</w:t>
+              <w:t>reFer)</w:t>
             </w:r>
           </w:p>
         </w:tc>
@@ -575,7 +421,6 @@
         <w:tc>
           <w:tcPr>
             <w:tcW w:w="5040" w:type="dxa"/>
-            <w:shd w:val="clear" w:color="auto" w:fill="auto"/>
           </w:tcPr>
           <w:p>
             <w:pPr>
@@ -659,7 +504,6 @@
         <w:tc>
           <w:tcPr>
             <w:tcW w:w="4320" w:type="dxa"/>
-            <w:shd w:val="clear" w:color="auto" w:fill="auto"/>
           </w:tcPr>
           <w:p>
             <w:pPr>
@@ -682,7 +526,6 @@
         <w:tc>
           <w:tcPr>
             <w:tcW w:w="5040" w:type="dxa"/>
-            <w:shd w:val="clear" w:color="auto" w:fill="auto"/>
           </w:tcPr>
           <w:p>
             <w:pPr>
@@ -724,7 +567,6 @@
         <w:tc>
           <w:tcPr>
             <w:tcW w:w="4320" w:type="dxa"/>
-            <w:shd w:val="clear" w:color="auto" w:fill="auto"/>
           </w:tcPr>
           <w:p>
             <w:pPr>
@@ -747,7 +589,6 @@
         <w:tc>
           <w:tcPr>
             <w:tcW w:w="5040" w:type="dxa"/>
-            <w:shd w:val="clear" w:color="auto" w:fill="auto"/>
           </w:tcPr>
           <w:p>
             <w:pPr>
@@ -800,7 +641,6 @@
         <w:tc>
           <w:tcPr>
             <w:tcW w:w="4320" w:type="dxa"/>
-            <w:shd w:val="clear" w:color="auto" w:fill="auto"/>
           </w:tcPr>
           <w:p>
             <w:pPr>
@@ -939,7 +779,6 @@
         <w:tc>
           <w:tcPr>
             <w:tcW w:w="5040" w:type="dxa"/>
-            <w:shd w:val="clear" w:color="auto" w:fill="auto"/>
           </w:tcPr>
           <w:p>
             <w:pPr>
@@ -999,7 +838,6 @@
         <w:tc>
           <w:tcPr>
             <w:tcW w:w="4320" w:type="dxa"/>
-            <w:shd w:val="clear" w:color="auto" w:fill="auto"/>
           </w:tcPr>
           <w:p>
             <w:pPr>
@@ -1043,7 +881,6 @@
         <w:tc>
           <w:tcPr>
             <w:tcW w:w="5040" w:type="dxa"/>
-            <w:shd w:val="clear" w:color="auto" w:fill="auto"/>
           </w:tcPr>
           <w:p>
             <w:pPr>
@@ -1133,7 +970,6 @@
         <w:tc>
           <w:tcPr>
             <w:tcW w:w="4320" w:type="dxa"/>
-            <w:shd w:val="clear" w:color="auto" w:fill="auto"/>
           </w:tcPr>
           <w:p>
             <w:pPr>
@@ -1170,7 +1006,6 @@
         <w:tc>
           <w:tcPr>
             <w:tcW w:w="5040" w:type="dxa"/>
-            <w:shd w:val="clear" w:color="auto" w:fill="auto"/>
           </w:tcPr>
           <w:p>
             <w:pPr>
@@ -1276,7 +1111,7 @@
             </w:r>
             <w:r>
               <w:rPr>
-                <w:rStyle w:val="Voetnootmarkering"/>
+                <w:rStyle w:val="FootnoteReference"/>
                 <w:rFonts w:ascii="Arial" w:hAnsi="Arial" w:cs="Arial"/>
                 <w:i/>
                 <w:lang w:val="en-GB"/>
@@ -1304,7 +1139,6 @@
         <w:tc>
           <w:tcPr>
             <w:tcW w:w="4320" w:type="dxa"/>
-            <w:shd w:val="clear" w:color="auto" w:fill="auto"/>
           </w:tcPr>
           <w:p>
             <w:pPr>
@@ -1398,16 +1232,7 @@
                 <w:rFonts w:ascii="Arial" w:hAnsi="Arial" w:cs="Arial"/>
                 <w:lang w:val="en-GB"/>
               </w:rPr>
-              <w:t xml:space="preserve">are reported on evaluation sets of </w:t>
-            </w:r>
-            <w:bookmarkStart w:id="0" w:name="_GoBack"/>
-            <w:bookmarkEnd w:id="0"/>
-            <w:r>
-              <w:rPr>
-                <w:rFonts w:ascii="Arial" w:hAnsi="Arial" w:cs="Arial"/>
-                <w:lang w:val="en-GB"/>
-              </w:rPr>
-              <w:t>around 200,000 to 400,000 people.</w:t>
+              <w:t>are reported on evaluation sets of around 200,000 to 400,000 people.</w:t>
             </w:r>
             <w:r>
               <w:rPr>
@@ -1429,7 +1254,6 @@
               <w:bottom w:val="single" w:sz="4" w:space="0" w:color="auto"/>
               <w:right w:val="single" w:sz="4" w:space="0" w:color="auto"/>
             </w:tcBorders>
-            <w:shd w:val="clear" w:color="auto" w:fill="auto"/>
           </w:tcPr>
           <w:p>
             <w:pPr>
@@ -1464,7 +1288,6 @@
               <w:bottom w:val="single" w:sz="4" w:space="0" w:color="auto"/>
               <w:right w:val="single" w:sz="4" w:space="0" w:color="auto"/>
             </w:tcBorders>
-            <w:shd w:val="clear" w:color="auto" w:fill="auto"/>
           </w:tcPr>
           <w:p>
             <w:pPr>
@@ -1493,7 +1316,6 @@
               <w:bottom w:val="single" w:sz="4" w:space="0" w:color="auto"/>
               <w:right w:val="single" w:sz="4" w:space="0" w:color="auto"/>
             </w:tcBorders>
-            <w:shd w:val="clear" w:color="auto" w:fill="auto"/>
           </w:tcPr>
           <w:p>
             <w:pPr>
@@ -1527,7 +1349,6 @@
               <w:bottom w:val="single" w:sz="4" w:space="0" w:color="auto"/>
               <w:right w:val="single" w:sz="4" w:space="0" w:color="auto"/>
             </w:tcBorders>
-            <w:shd w:val="clear" w:color="auto" w:fill="auto"/>
           </w:tcPr>
           <w:p>
             <w:pPr>
@@ -1556,7 +1377,6 @@
               <w:bottom w:val="single" w:sz="4" w:space="0" w:color="auto"/>
               <w:right w:val="single" w:sz="4" w:space="0" w:color="auto"/>
             </w:tcBorders>
-            <w:shd w:val="clear" w:color="auto" w:fill="auto"/>
           </w:tcPr>
           <w:p>
             <w:pPr>
@@ -1590,7 +1410,6 @@
               <w:bottom w:val="single" w:sz="4" w:space="0" w:color="auto"/>
               <w:right w:val="single" w:sz="4" w:space="0" w:color="auto"/>
             </w:tcBorders>
-            <w:shd w:val="clear" w:color="auto" w:fill="auto"/>
           </w:tcPr>
           <w:p>
             <w:pPr>
@@ -1619,7 +1438,6 @@
               <w:bottom w:val="single" w:sz="4" w:space="0" w:color="auto"/>
               <w:right w:val="single" w:sz="4" w:space="0" w:color="auto"/>
             </w:tcBorders>
-            <w:shd w:val="clear" w:color="auto" w:fill="auto"/>
           </w:tcPr>
           <w:p>
             <w:pPr>
@@ -1633,23 +1451,7 @@
                 <w:rFonts w:ascii="Arial" w:hAnsi="Arial" w:cs="Arial"/>
                 <w:lang w:val="en-GB"/>
               </w:rPr>
-              <w:t>4 – Does this output contain information on 1 institution/company/household/</w:t>
-            </w:r>
-            <w:proofErr w:type="spellStart"/>
-            <w:r>
-              <w:rPr>
-                <w:rFonts w:ascii="Arial" w:hAnsi="Arial" w:cs="Arial"/>
-                <w:lang w:val="en-GB"/>
-              </w:rPr>
-              <w:t>etc</w:t>
-            </w:r>
-            <w:proofErr w:type="spellEnd"/>
-            <w:r>
-              <w:rPr>
-                <w:rFonts w:ascii="Arial" w:hAnsi="Arial" w:cs="Arial"/>
-                <w:lang w:val="en-GB"/>
-              </w:rPr>
-              <w:t>?</w:t>
+              <w:t>4 – Does this output contain information on 1 institution/company/household/etc?</w:t>
             </w:r>
             <w:r>
               <w:rPr>
@@ -1669,7 +1471,6 @@
               <w:bottom w:val="single" w:sz="4" w:space="0" w:color="auto"/>
               <w:right w:val="single" w:sz="4" w:space="0" w:color="auto"/>
             </w:tcBorders>
-            <w:shd w:val="clear" w:color="auto" w:fill="auto"/>
           </w:tcPr>
           <w:p>
             <w:pPr>
@@ -1698,7 +1499,6 @@
               <w:bottom w:val="single" w:sz="4" w:space="0" w:color="auto"/>
               <w:right w:val="single" w:sz="4" w:space="0" w:color="auto"/>
             </w:tcBorders>
-            <w:shd w:val="clear" w:color="auto" w:fill="auto"/>
           </w:tcPr>
           <w:p>
             <w:pPr>
@@ -1756,7 +1556,6 @@
               <w:bottom w:val="single" w:sz="4" w:space="0" w:color="auto"/>
               <w:right w:val="single" w:sz="4" w:space="0" w:color="auto"/>
             </w:tcBorders>
-            <w:shd w:val="clear" w:color="auto" w:fill="auto"/>
           </w:tcPr>
           <w:p>
             <w:pPr>
@@ -1785,7 +1584,6 @@
               <w:bottom w:val="single" w:sz="4" w:space="0" w:color="auto"/>
               <w:right w:val="single" w:sz="4" w:space="0" w:color="auto"/>
             </w:tcBorders>
-            <w:shd w:val="clear" w:color="auto" w:fill="auto"/>
           </w:tcPr>
           <w:p>
             <w:pPr>
@@ -1819,7 +1617,6 @@
               <w:bottom w:val="single" w:sz="4" w:space="0" w:color="auto"/>
               <w:right w:val="single" w:sz="4" w:space="0" w:color="auto"/>
             </w:tcBorders>
-            <w:shd w:val="clear" w:color="auto" w:fill="auto"/>
           </w:tcPr>
           <w:p>
             <w:pPr>
@@ -1861,7 +1658,7 @@
 </file>
 
 <file path=word/endnotes.xml><?xml version="1.0" encoding="utf-8"?>
-<w:endnotes xmlns:wpc="http://schemas.microsoft.com/office/word/2010/wordprocessingCanvas" xmlns:cx="http://schemas.microsoft.com/office/drawing/2014/chartex" xmlns:cx1="http://schemas.microsoft.com/office/drawing/2015/9/8/chartex" xmlns:mc="http://schemas.openxmlformats.org/markup-compatibility/2006" xmlns:o="urn:schemas-microsoft-com:office:office" xmlns:r="http://schemas.openxmlformats.org/officeDocument/2006/relationships" xmlns:m="http://schemas.openxmlformats.org/officeDocument/2006/math" xmlns:v="urn:schemas-microsoft-com:vml" xmlns:wp14="http://schemas.microsoft.com/office/word/2010/wordprocessingDrawing" xmlns:wp="http://schemas.openxmlformats.org/drawingml/2006/wordprocessingDrawing" xmlns:w10="urn:schemas-microsoft-com:office:word" xmlns:w="http://schemas.openxmlformats.org/wordprocessingml/2006/main" xmlns:w14="http://schemas.microsoft.com/office/word/2010/wordml" xmlns:w15="http://schemas.microsoft.com/office/word/2012/wordml" xmlns:w16se="http://schemas.microsoft.com/office/word/2015/wordml/symex" xmlns:wpg="http://schemas.microsoft.com/office/word/2010/wordprocessingGroup" xmlns:wpi="http://schemas.microsoft.com/office/word/2010/wordprocessingInk" xmlns:wne="http://schemas.microsoft.com/office/word/2006/wordml" xmlns:wps="http://schemas.microsoft.com/office/word/2010/wordprocessingShape" mc:Ignorable="w14 w15 w16se wp14">
+<w:endnotes xmlns:wpc="http://schemas.microsoft.com/office/word/2010/wordprocessingCanvas" xmlns:cx="http://schemas.microsoft.com/office/drawing/2014/chartex" xmlns:cx1="http://schemas.microsoft.com/office/drawing/2015/9/8/chartex" xmlns:cx2="http://schemas.microsoft.com/office/drawing/2015/10/21/chartex" xmlns:cx3="http://schemas.microsoft.com/office/drawing/2016/5/9/chartex" xmlns:cx4="http://schemas.microsoft.com/office/drawing/2016/5/10/chartex" xmlns:cx5="http://schemas.microsoft.com/office/drawing/2016/5/11/chartex" xmlns:cx6="http://schemas.microsoft.com/office/drawing/2016/5/12/chartex" xmlns:cx7="http://schemas.microsoft.com/office/drawing/2016/5/13/chartex" xmlns:cx8="http://schemas.microsoft.com/office/drawing/2016/5/14/chartex" xmlns:mc="http://schemas.openxmlformats.org/markup-compatibility/2006" xmlns:aink="http://schemas.microsoft.com/office/drawing/2016/ink" xmlns:am3d="http://schemas.microsoft.com/office/drawing/2017/model3d" xmlns:o="urn:schemas-microsoft-com:office:office" xmlns:oel="http://schemas.microsoft.com/office/2019/extlst" xmlns:r="http://schemas.openxmlformats.org/officeDocument/2006/relationships" xmlns:m="http://schemas.openxmlformats.org/officeDocument/2006/math" xmlns:v="urn:schemas-microsoft-com:vml" xmlns:wp14="http://schemas.microsoft.com/office/word/2010/wordprocessingDrawing" xmlns:wp="http://schemas.openxmlformats.org/drawingml/2006/wordprocessingDrawing" xmlns:w10="urn:schemas-microsoft-com:office:word" xmlns:w="http://schemas.openxmlformats.org/wordprocessingml/2006/main" xmlns:w14="http://schemas.microsoft.com/office/word/2010/wordml" xmlns:w15="http://schemas.microsoft.com/office/word/2012/wordml" xmlns:w16cex="http://schemas.microsoft.com/office/word/2018/wordml/cex" xmlns:w16cid="http://schemas.microsoft.com/office/word/2016/wordml/cid" xmlns:w16="http://schemas.microsoft.com/office/word/2018/wordml" xmlns:w16du="http://schemas.microsoft.com/office/word/2023/wordml/word16du" xmlns:w16sdtdh="http://schemas.microsoft.com/office/word/2020/wordml/sdtdatahash" xmlns:w16sdtfl="http://schemas.microsoft.com/office/word/2024/wordml/sdtformatlock" xmlns:w16se="http://schemas.microsoft.com/office/word/2015/wordml/symex" xmlns:wpg="http://schemas.microsoft.com/office/word/2010/wordprocessingGroup" xmlns:wpi="http://schemas.microsoft.com/office/word/2010/wordprocessingInk" xmlns:wne="http://schemas.microsoft.com/office/word/2006/wordml" xmlns:wps="http://schemas.microsoft.com/office/word/2010/wordprocessingShape" mc:Ignorable="w14 w15 w16se w16cid w16 w16cex w16sdtdh w16sdtfl w16du wp14">
   <w:endnote w:type="separator" w:id="-1">
     <w:p>
       <w:r>
@@ -1880,10 +1677,10 @@
 </file>
 
 <file path=word/footer1.xml><?xml version="1.0" encoding="utf-8"?>
-<w:ftr xmlns:wpc="http://schemas.microsoft.com/office/word/2010/wordprocessingCanvas" xmlns:cx="http://schemas.microsoft.com/office/drawing/2014/chartex" xmlns:cx1="http://schemas.microsoft.com/office/drawing/2015/9/8/chartex" xmlns:mc="http://schemas.openxmlformats.org/markup-compatibility/2006" xmlns:o="urn:schemas-microsoft-com:office:office" xmlns:r="http://schemas.openxmlformats.org/officeDocument/2006/relationships" xmlns:m="http://schemas.openxmlformats.org/officeDocument/2006/math" xmlns:v="urn:schemas-microsoft-com:vml" xmlns:wp14="http://schemas.microsoft.com/office/word/2010/wordprocessingDrawing" xmlns:wp="http://schemas.openxmlformats.org/drawingml/2006/wordprocessingDrawing" xmlns:w10="urn:schemas-microsoft-com:office:word" xmlns:w="http://schemas.openxmlformats.org/wordprocessingml/2006/main" xmlns:w14="http://schemas.microsoft.com/office/word/2010/wordml" xmlns:w15="http://schemas.microsoft.com/office/word/2012/wordml" xmlns:w16se="http://schemas.microsoft.com/office/word/2015/wordml/symex" xmlns:wpg="http://schemas.microsoft.com/office/word/2010/wordprocessingGroup" xmlns:wpi="http://schemas.microsoft.com/office/word/2010/wordprocessingInk" xmlns:wne="http://schemas.microsoft.com/office/word/2006/wordml" xmlns:wps="http://schemas.microsoft.com/office/word/2010/wordprocessingShape" mc:Ignorable="w14 w15 w16se wp14">
+<w:ftr xmlns:wpc="http://schemas.microsoft.com/office/word/2010/wordprocessingCanvas" xmlns:cx="http://schemas.microsoft.com/office/drawing/2014/chartex" xmlns:cx1="http://schemas.microsoft.com/office/drawing/2015/9/8/chartex" xmlns:cx2="http://schemas.microsoft.com/office/drawing/2015/10/21/chartex" xmlns:cx3="http://schemas.microsoft.com/office/drawing/2016/5/9/chartex" xmlns:cx4="http://schemas.microsoft.com/office/drawing/2016/5/10/chartex" xmlns:cx5="http://schemas.microsoft.com/office/drawing/2016/5/11/chartex" xmlns:cx6="http://schemas.microsoft.com/office/drawing/2016/5/12/chartex" xmlns:cx7="http://schemas.microsoft.com/office/drawing/2016/5/13/chartex" xmlns:cx8="http://schemas.microsoft.com/office/drawing/2016/5/14/chartex" xmlns:mc="http://schemas.openxmlformats.org/markup-compatibility/2006" xmlns:aink="http://schemas.microsoft.com/office/drawing/2016/ink" xmlns:am3d="http://schemas.microsoft.com/office/drawing/2017/model3d" xmlns:o="urn:schemas-microsoft-com:office:office" xmlns:oel="http://schemas.microsoft.com/office/2019/extlst" xmlns:r="http://schemas.openxmlformats.org/officeDocument/2006/relationships" xmlns:m="http://schemas.openxmlformats.org/officeDocument/2006/math" xmlns:v="urn:schemas-microsoft-com:vml" xmlns:wp14="http://schemas.microsoft.com/office/word/2010/wordprocessingDrawing" xmlns:wp="http://schemas.openxmlformats.org/drawingml/2006/wordprocessingDrawing" xmlns:w10="urn:schemas-microsoft-com:office:word" xmlns:w="http://schemas.openxmlformats.org/wordprocessingml/2006/main" xmlns:w14="http://schemas.microsoft.com/office/word/2010/wordml" xmlns:w15="http://schemas.microsoft.com/office/word/2012/wordml" xmlns:w16cex="http://schemas.microsoft.com/office/word/2018/wordml/cex" xmlns:w16cid="http://schemas.microsoft.com/office/word/2016/wordml/cid" xmlns:w16="http://schemas.microsoft.com/office/word/2018/wordml" xmlns:w16du="http://schemas.microsoft.com/office/word/2023/wordml/word16du" xmlns:w16sdtdh="http://schemas.microsoft.com/office/word/2020/wordml/sdtdatahash" xmlns:w16sdtfl="http://schemas.microsoft.com/office/word/2024/wordml/sdtformatlock" xmlns:w16se="http://schemas.microsoft.com/office/word/2015/wordml/symex" xmlns:wpg="http://schemas.microsoft.com/office/word/2010/wordprocessingGroup" xmlns:wpi="http://schemas.microsoft.com/office/word/2010/wordprocessingInk" xmlns:wne="http://schemas.microsoft.com/office/word/2006/wordml" xmlns:wps="http://schemas.microsoft.com/office/word/2010/wordprocessingShape" mc:Ignorable="w14 w15 w16se w16cid w16 w16cex w16sdtdh w16sdtfl w16du wp14">
   <w:p>
     <w:pPr>
-      <w:pStyle w:val="Voettekst"/>
+      <w:pStyle w:val="Footer"/>
     </w:pPr>
     <w:r>
       <w:t xml:space="preserve">Pagina </w:t>
@@ -1911,7 +1708,7 @@
 </file>
 
 <file path=word/footnotes.xml><?xml version="1.0" encoding="utf-8"?>
-<w:footnotes xmlns:wpc="http://schemas.microsoft.com/office/word/2010/wordprocessingCanvas" xmlns:cx="http://schemas.microsoft.com/office/drawing/2014/chartex" xmlns:cx1="http://schemas.microsoft.com/office/drawing/2015/9/8/chartex" xmlns:mc="http://schemas.openxmlformats.org/markup-compatibility/2006" xmlns:o="urn:schemas-microsoft-com:office:office" xmlns:r="http://schemas.openxmlformats.org/officeDocument/2006/relationships" xmlns:m="http://schemas.openxmlformats.org/officeDocument/2006/math" xmlns:v="urn:schemas-microsoft-com:vml" xmlns:wp14="http://schemas.microsoft.com/office/word/2010/wordprocessingDrawing" xmlns:wp="http://schemas.openxmlformats.org/drawingml/2006/wordprocessingDrawing" xmlns:w10="urn:schemas-microsoft-com:office:word" xmlns:w="http://schemas.openxmlformats.org/wordprocessingml/2006/main" xmlns:w14="http://schemas.microsoft.com/office/word/2010/wordml" xmlns:w15="http://schemas.microsoft.com/office/word/2012/wordml" xmlns:w16se="http://schemas.microsoft.com/office/word/2015/wordml/symex" xmlns:wpg="http://schemas.microsoft.com/office/word/2010/wordprocessingGroup" xmlns:wpi="http://schemas.microsoft.com/office/word/2010/wordprocessingInk" xmlns:wne="http://schemas.microsoft.com/office/word/2006/wordml" xmlns:wps="http://schemas.microsoft.com/office/word/2010/wordprocessingShape" mc:Ignorable="w14 w15 w16se wp14">
+<w:footnotes xmlns:wpc="http://schemas.microsoft.com/office/word/2010/wordprocessingCanvas" xmlns:cx="http://schemas.microsoft.com/office/drawing/2014/chartex" xmlns:cx1="http://schemas.microsoft.com/office/drawing/2015/9/8/chartex" xmlns:cx2="http://schemas.microsoft.com/office/drawing/2015/10/21/chartex" xmlns:cx3="http://schemas.microsoft.com/office/drawing/2016/5/9/chartex" xmlns:cx4="http://schemas.microsoft.com/office/drawing/2016/5/10/chartex" xmlns:cx5="http://schemas.microsoft.com/office/drawing/2016/5/11/chartex" xmlns:cx6="http://schemas.microsoft.com/office/drawing/2016/5/12/chartex" xmlns:cx7="http://schemas.microsoft.com/office/drawing/2016/5/13/chartex" xmlns:cx8="http://schemas.microsoft.com/office/drawing/2016/5/14/chartex" xmlns:mc="http://schemas.openxmlformats.org/markup-compatibility/2006" xmlns:aink="http://schemas.microsoft.com/office/drawing/2016/ink" xmlns:am3d="http://schemas.microsoft.com/office/drawing/2017/model3d" xmlns:o="urn:schemas-microsoft-com:office:office" xmlns:oel="http://schemas.microsoft.com/office/2019/extlst" xmlns:r="http://schemas.openxmlformats.org/officeDocument/2006/relationships" xmlns:m="http://schemas.openxmlformats.org/officeDocument/2006/math" xmlns:v="urn:schemas-microsoft-com:vml" xmlns:wp14="http://schemas.microsoft.com/office/word/2010/wordprocessingDrawing" xmlns:wp="http://schemas.openxmlformats.org/drawingml/2006/wordprocessingDrawing" xmlns:w10="urn:schemas-microsoft-com:office:word" xmlns:w="http://schemas.openxmlformats.org/wordprocessingml/2006/main" xmlns:w14="http://schemas.microsoft.com/office/word/2010/wordml" xmlns:w15="http://schemas.microsoft.com/office/word/2012/wordml" xmlns:w16cex="http://schemas.microsoft.com/office/word/2018/wordml/cex" xmlns:w16cid="http://schemas.microsoft.com/office/word/2016/wordml/cid" xmlns:w16="http://schemas.microsoft.com/office/word/2018/wordml" xmlns:w16du="http://schemas.microsoft.com/office/word/2023/wordml/word16du" xmlns:w16sdtdh="http://schemas.microsoft.com/office/word/2020/wordml/sdtdatahash" xmlns:w16sdtfl="http://schemas.microsoft.com/office/word/2024/wordml/sdtformatlock" xmlns:w16se="http://schemas.microsoft.com/office/word/2015/wordml/symex" xmlns:wpg="http://schemas.microsoft.com/office/word/2010/wordprocessingGroup" xmlns:wpi="http://schemas.microsoft.com/office/word/2010/wordprocessingInk" xmlns:wne="http://schemas.microsoft.com/office/word/2006/wordml" xmlns:wps="http://schemas.microsoft.com/office/word/2010/wordprocessingShape" mc:Ignorable="w14 w15 w16se w16cid w16 w16cex w16sdtdh w16sdtfl w16du wp14">
   <w:footnote w:type="separator" w:id="-1">
     <w:p>
       <w:r>
@@ -1929,14 +1726,14 @@
   <w:footnote w:id="1">
     <w:p>
       <w:pPr>
-        <w:pStyle w:val="Voetnoottekst"/>
+        <w:pStyle w:val="FootnoteText"/>
         <w:rPr>
           <w:lang w:val="en-GB"/>
         </w:rPr>
       </w:pPr>
       <w:r>
         <w:rPr>
-          <w:rStyle w:val="Voetnootmarkering"/>
+          <w:rStyle w:val="FootnoteReference"/>
         </w:rPr>
         <w:footnoteRef/>
       </w:r>
@@ -1987,14 +1784,14 @@
   <w:footnote w:id="2">
     <w:p>
       <w:pPr>
-        <w:pStyle w:val="Voetnoottekst"/>
+        <w:pStyle w:val="FootnoteText"/>
         <w:rPr>
           <w:lang w:val="en-US"/>
         </w:rPr>
       </w:pPr>
       <w:r>
         <w:rPr>
-          <w:rStyle w:val="Voetnootmarkering"/>
+          <w:rStyle w:val="FootnoteReference"/>
         </w:rPr>
         <w:footnoteRef/>
       </w:r>
@@ -2022,7 +1819,7 @@
 </file>
 
 <file path=word/header1.xml><?xml version="1.0" encoding="utf-8"?>
-<w:hdr xmlns:wpc="http://schemas.microsoft.com/office/word/2010/wordprocessingCanvas" xmlns:cx="http://schemas.microsoft.com/office/drawing/2014/chartex" xmlns:cx1="http://schemas.microsoft.com/office/drawing/2015/9/8/chartex" xmlns:mc="http://schemas.openxmlformats.org/markup-compatibility/2006" xmlns:o="urn:schemas-microsoft-com:office:office" xmlns:r="http://schemas.openxmlformats.org/officeDocument/2006/relationships" xmlns:m="http://schemas.openxmlformats.org/officeDocument/2006/math" xmlns:v="urn:schemas-microsoft-com:vml" xmlns:wp14="http://schemas.microsoft.com/office/word/2010/wordprocessingDrawing" xmlns:wp="http://schemas.openxmlformats.org/drawingml/2006/wordprocessingDrawing" xmlns:w10="urn:schemas-microsoft-com:office:word" xmlns:w="http://schemas.openxmlformats.org/wordprocessingml/2006/main" xmlns:w14="http://schemas.microsoft.com/office/word/2010/wordml" xmlns:w15="http://schemas.microsoft.com/office/word/2012/wordml" xmlns:w16se="http://schemas.microsoft.com/office/word/2015/wordml/symex" xmlns:wpg="http://schemas.microsoft.com/office/word/2010/wordprocessingGroup" xmlns:wpi="http://schemas.microsoft.com/office/word/2010/wordprocessingInk" xmlns:wne="http://schemas.microsoft.com/office/word/2006/wordml" xmlns:wps="http://schemas.microsoft.com/office/word/2010/wordprocessingShape" mc:Ignorable="w14 w15 w16se wp14">
+<w:hdr xmlns:wpc="http://schemas.microsoft.com/office/word/2010/wordprocessingCanvas" xmlns:cx="http://schemas.microsoft.com/office/drawing/2014/chartex" xmlns:cx1="http://schemas.microsoft.com/office/drawing/2015/9/8/chartex" xmlns:cx2="http://schemas.microsoft.com/office/drawing/2015/10/21/chartex" xmlns:cx3="http://schemas.microsoft.com/office/drawing/2016/5/9/chartex" xmlns:cx4="http://schemas.microsoft.com/office/drawing/2016/5/10/chartex" xmlns:cx5="http://schemas.microsoft.com/office/drawing/2016/5/11/chartex" xmlns:cx6="http://schemas.microsoft.com/office/drawing/2016/5/12/chartex" xmlns:cx7="http://schemas.microsoft.com/office/drawing/2016/5/13/chartex" xmlns:cx8="http://schemas.microsoft.com/office/drawing/2016/5/14/chartex" xmlns:mc="http://schemas.openxmlformats.org/markup-compatibility/2006" xmlns:aink="http://schemas.microsoft.com/office/drawing/2016/ink" xmlns:am3d="http://schemas.microsoft.com/office/drawing/2017/model3d" xmlns:o="urn:schemas-microsoft-com:office:office" xmlns:oel="http://schemas.microsoft.com/office/2019/extlst" xmlns:r="http://schemas.openxmlformats.org/officeDocument/2006/relationships" xmlns:m="http://schemas.openxmlformats.org/officeDocument/2006/math" xmlns:v="urn:schemas-microsoft-com:vml" xmlns:wp14="http://schemas.microsoft.com/office/word/2010/wordprocessingDrawing" xmlns:wp="http://schemas.openxmlformats.org/drawingml/2006/wordprocessingDrawing" xmlns:w10="urn:schemas-microsoft-com:office:word" xmlns:w="http://schemas.openxmlformats.org/wordprocessingml/2006/main" xmlns:w14="http://schemas.microsoft.com/office/word/2010/wordml" xmlns:w15="http://schemas.microsoft.com/office/word/2012/wordml" xmlns:w16cex="http://schemas.microsoft.com/office/word/2018/wordml/cex" xmlns:w16cid="http://schemas.microsoft.com/office/word/2016/wordml/cid" xmlns:w16="http://schemas.microsoft.com/office/word/2018/wordml" xmlns:w16du="http://schemas.microsoft.com/office/word/2023/wordml/word16du" xmlns:w16sdtdh="http://schemas.microsoft.com/office/word/2020/wordml/sdtdatahash" xmlns:w16sdtfl="http://schemas.microsoft.com/office/word/2024/wordml/sdtformatlock" xmlns:w16se="http://schemas.microsoft.com/office/word/2015/wordml/symex" xmlns:wpg="http://schemas.microsoft.com/office/word/2010/wordprocessingGroup" xmlns:wpi="http://schemas.microsoft.com/office/word/2010/wordprocessingInk" xmlns:wne="http://schemas.microsoft.com/office/word/2006/wordml" xmlns:wps="http://schemas.microsoft.com/office/word/2010/wordprocessingShape" mc:Ignorable="w14 w15 w16se w16cid w16 w16cex w16sdtdh w16sdtfl w16du wp14">
   <w:p>
     <w:pPr>
       <w:pStyle w:val="Divisie"/>
@@ -2170,7 +1967,7 @@
   </w:p>
   <w:p>
     <w:pPr>
-      <w:pStyle w:val="Koptekst"/>
+      <w:pStyle w:val="Header"/>
     </w:pPr>
     <w:r>
       <w:rPr>
@@ -2245,7 +2042,7 @@
 </file>
 
 <file path=word/numbering.xml><?xml version="1.0" encoding="utf-8"?>
-<w:numbering xmlns:wpc="http://schemas.microsoft.com/office/word/2010/wordprocessingCanvas" xmlns:cx="http://schemas.microsoft.com/office/drawing/2014/chartex" xmlns:cx1="http://schemas.microsoft.com/office/drawing/2015/9/8/chartex" xmlns:mc="http://schemas.openxmlformats.org/markup-compatibility/2006" xmlns:o="urn:schemas-microsoft-com:office:office" xmlns:r="http://schemas.openxmlformats.org/officeDocument/2006/relationships" xmlns:m="http://schemas.openxmlformats.org/officeDocument/2006/math" xmlns:v="urn:schemas-microsoft-com:vml" xmlns:wp14="http://schemas.microsoft.com/office/word/2010/wordprocessingDrawing" xmlns:wp="http://schemas.openxmlformats.org/drawingml/2006/wordprocessingDrawing" xmlns:w10="urn:schemas-microsoft-com:office:word" xmlns:w="http://schemas.openxmlformats.org/wordprocessingml/2006/main" xmlns:w14="http://schemas.microsoft.com/office/word/2010/wordml" xmlns:w15="http://schemas.microsoft.com/office/word/2012/wordml" xmlns:w16se="http://schemas.microsoft.com/office/word/2015/wordml/symex" xmlns:wpg="http://schemas.microsoft.com/office/word/2010/wordprocessingGroup" xmlns:wpi="http://schemas.microsoft.com/office/word/2010/wordprocessingInk" xmlns:wne="http://schemas.microsoft.com/office/word/2006/wordml" xmlns:wps="http://schemas.microsoft.com/office/word/2010/wordprocessingShape" mc:Ignorable="w14 w15 w16se wp14">
+<w:numbering xmlns:wpc="http://schemas.microsoft.com/office/word/2010/wordprocessingCanvas" xmlns:cx="http://schemas.microsoft.com/office/drawing/2014/chartex" xmlns:cx1="http://schemas.microsoft.com/office/drawing/2015/9/8/chartex" xmlns:cx2="http://schemas.microsoft.com/office/drawing/2015/10/21/chartex" xmlns:cx3="http://schemas.microsoft.com/office/drawing/2016/5/9/chartex" xmlns:cx4="http://schemas.microsoft.com/office/drawing/2016/5/10/chartex" xmlns:cx5="http://schemas.microsoft.com/office/drawing/2016/5/11/chartex" xmlns:cx6="http://schemas.microsoft.com/office/drawing/2016/5/12/chartex" xmlns:cx7="http://schemas.microsoft.com/office/drawing/2016/5/13/chartex" xmlns:cx8="http://schemas.microsoft.com/office/drawing/2016/5/14/chartex" xmlns:mc="http://schemas.openxmlformats.org/markup-compatibility/2006" xmlns:aink="http://schemas.microsoft.com/office/drawing/2016/ink" xmlns:am3d="http://schemas.microsoft.com/office/drawing/2017/model3d" xmlns:o="urn:schemas-microsoft-com:office:office" xmlns:oel="http://schemas.microsoft.com/office/2019/extlst" xmlns:r="http://schemas.openxmlformats.org/officeDocument/2006/relationships" xmlns:m="http://schemas.openxmlformats.org/officeDocument/2006/math" xmlns:v="urn:schemas-microsoft-com:vml" xmlns:wp14="http://schemas.microsoft.com/office/word/2010/wordprocessingDrawing" xmlns:wp="http://schemas.openxmlformats.org/drawingml/2006/wordprocessingDrawing" xmlns:w10="urn:schemas-microsoft-com:office:word" xmlns:w="http://schemas.openxmlformats.org/wordprocessingml/2006/main" xmlns:w14="http://schemas.microsoft.com/office/word/2010/wordml" xmlns:w15="http://schemas.microsoft.com/office/word/2012/wordml" xmlns:w16cex="http://schemas.microsoft.com/office/word/2018/wordml/cex" xmlns:w16cid="http://schemas.microsoft.com/office/word/2016/wordml/cid" xmlns:w16="http://schemas.microsoft.com/office/word/2018/wordml" xmlns:w16du="http://schemas.microsoft.com/office/word/2023/wordml/word16du" xmlns:w16sdtdh="http://schemas.microsoft.com/office/word/2020/wordml/sdtdatahash" xmlns:w16sdtfl="http://schemas.microsoft.com/office/word/2024/wordml/sdtformatlock" xmlns:w16se="http://schemas.microsoft.com/office/word/2015/wordml/symex" xmlns:wpg="http://schemas.microsoft.com/office/word/2010/wordprocessingGroup" xmlns:wpi="http://schemas.microsoft.com/office/word/2010/wordprocessingInk" xmlns:wne="http://schemas.microsoft.com/office/word/2006/wordml" xmlns:wps="http://schemas.microsoft.com/office/word/2010/wordprocessingShape" mc:Ignorable="w14 w15 w16se w16cid w16 w16cex w16sdtdh w16sdtfl w16du wp14">
   <w:abstractNum w:abstractNumId="0" w15:restartNumberingAfterBreak="0">
     <w:nsid w:val="FFFFFF7C"/>
     <w:multiLevelType w:val="singleLevel"/>
@@ -4315,7 +4112,7 @@
     <w:lvl w:ilvl="0" w:tplc="E71E288A">
       <w:start w:val="1"/>
       <w:numFmt w:val="bullet"/>
-      <w:pStyle w:val="Lijstalinea"/>
+      <w:pStyle w:val="ListParagraph"/>
       <w:lvlText w:val=""/>
       <w:lvlJc w:val="left"/>
       <w:pPr>
@@ -4565,101 +4362,101 @@
       </w:rPr>
     </w:lvl>
   </w:abstractNum>
-  <w:num w:numId="1">
+  <w:num w:numId="1" w16cid:durableId="730737942">
     <w:abstractNumId w:val="10"/>
   </w:num>
-  <w:num w:numId="2">
+  <w:num w:numId="2" w16cid:durableId="540094884">
     <w:abstractNumId w:val="17"/>
   </w:num>
-  <w:num w:numId="3">
+  <w:num w:numId="3" w16cid:durableId="131562699">
     <w:abstractNumId w:val="16"/>
   </w:num>
-  <w:num w:numId="4">
+  <w:num w:numId="4" w16cid:durableId="2107770745">
     <w:abstractNumId w:val="14"/>
   </w:num>
-  <w:num w:numId="5">
+  <w:num w:numId="5" w16cid:durableId="1515728976">
     <w:abstractNumId w:val="23"/>
   </w:num>
-  <w:num w:numId="6">
+  <w:num w:numId="6" w16cid:durableId="593704797">
     <w:abstractNumId w:val="18"/>
   </w:num>
-  <w:num w:numId="7">
+  <w:num w:numId="7" w16cid:durableId="296497878">
     <w:abstractNumId w:val="28"/>
   </w:num>
-  <w:num w:numId="8">
+  <w:num w:numId="8" w16cid:durableId="2039551304">
     <w:abstractNumId w:val="26"/>
   </w:num>
-  <w:num w:numId="9">
+  <w:num w:numId="9" w16cid:durableId="437722611">
     <w:abstractNumId w:val="25"/>
   </w:num>
-  <w:num w:numId="10">
+  <w:num w:numId="10" w16cid:durableId="326716874">
     <w:abstractNumId w:val="20"/>
   </w:num>
-  <w:num w:numId="11">
+  <w:num w:numId="11" w16cid:durableId="1415322129">
     <w:abstractNumId w:val="12"/>
   </w:num>
-  <w:num w:numId="12">
+  <w:num w:numId="12" w16cid:durableId="113331105">
     <w:abstractNumId w:val="9"/>
   </w:num>
-  <w:num w:numId="13">
+  <w:num w:numId="13" w16cid:durableId="23796152">
     <w:abstractNumId w:val="7"/>
   </w:num>
-  <w:num w:numId="14">
+  <w:num w:numId="14" w16cid:durableId="1288851601">
     <w:abstractNumId w:val="6"/>
   </w:num>
-  <w:num w:numId="15">
+  <w:num w:numId="15" w16cid:durableId="905605643">
     <w:abstractNumId w:val="5"/>
   </w:num>
-  <w:num w:numId="16">
+  <w:num w:numId="16" w16cid:durableId="776289534">
     <w:abstractNumId w:val="4"/>
   </w:num>
-  <w:num w:numId="17">
+  <w:num w:numId="17" w16cid:durableId="1874728762">
     <w:abstractNumId w:val="8"/>
   </w:num>
-  <w:num w:numId="18">
+  <w:num w:numId="18" w16cid:durableId="812526093">
     <w:abstractNumId w:val="3"/>
   </w:num>
-  <w:num w:numId="19">
+  <w:num w:numId="19" w16cid:durableId="770710414">
     <w:abstractNumId w:val="2"/>
   </w:num>
-  <w:num w:numId="20">
+  <w:num w:numId="20" w16cid:durableId="422149249">
     <w:abstractNumId w:val="1"/>
   </w:num>
-  <w:num w:numId="21">
+  <w:num w:numId="21" w16cid:durableId="841818342">
     <w:abstractNumId w:val="0"/>
   </w:num>
-  <w:num w:numId="22">
+  <w:num w:numId="22" w16cid:durableId="1631933708">
     <w:abstractNumId w:val="29"/>
   </w:num>
-  <w:num w:numId="23">
+  <w:num w:numId="23" w16cid:durableId="601887529">
     <w:abstractNumId w:val="19"/>
   </w:num>
-  <w:num w:numId="24">
+  <w:num w:numId="24" w16cid:durableId="629819019">
     <w:abstractNumId w:val="11"/>
   </w:num>
-  <w:num w:numId="25">
+  <w:num w:numId="25" w16cid:durableId="1456827698">
     <w:abstractNumId w:val="22"/>
   </w:num>
-  <w:num w:numId="26">
+  <w:num w:numId="26" w16cid:durableId="464349907">
     <w:abstractNumId w:val="21"/>
   </w:num>
-  <w:num w:numId="27">
+  <w:num w:numId="27" w16cid:durableId="675494384">
     <w:abstractNumId w:val="15"/>
   </w:num>
-  <w:num w:numId="28">
+  <w:num w:numId="28" w16cid:durableId="1694645910">
     <w:abstractNumId w:val="27"/>
   </w:num>
-  <w:num w:numId="29">
+  <w:num w:numId="29" w16cid:durableId="774179323">
     <w:abstractNumId w:val="13"/>
   </w:num>
-  <w:num w:numId="30">
+  <w:num w:numId="30" w16cid:durableId="1526405621">
     <w:abstractNumId w:val="24"/>
   </w:num>
 </w:numbering>
 </file>
 
 <file path=word/styles.xml><?xml version="1.0" encoding="utf-8"?>
-<w:styles xmlns:mc="http://schemas.openxmlformats.org/markup-compatibility/2006" xmlns:r="http://schemas.openxmlformats.org/officeDocument/2006/relationships" xmlns:w="http://schemas.openxmlformats.org/wordprocessingml/2006/main" xmlns:w14="http://schemas.microsoft.com/office/word/2010/wordml" xmlns:w15="http://schemas.microsoft.com/office/word/2012/wordml" xmlns:w16se="http://schemas.microsoft.com/office/word/2015/wordml/symex" mc:Ignorable="w14 w15 w16se">
+<w:styles xmlns:mc="http://schemas.openxmlformats.org/markup-compatibility/2006" xmlns:r="http://schemas.openxmlformats.org/officeDocument/2006/relationships" xmlns:w="http://schemas.openxmlformats.org/wordprocessingml/2006/main" xmlns:w14="http://schemas.microsoft.com/office/word/2010/wordml" xmlns:w15="http://schemas.microsoft.com/office/word/2012/wordml" xmlns:w16cex="http://schemas.microsoft.com/office/word/2018/wordml/cex" xmlns:w16cid="http://schemas.microsoft.com/office/word/2016/wordml/cid" xmlns:w16="http://schemas.microsoft.com/office/word/2018/wordml" xmlns:w16du="http://schemas.microsoft.com/office/word/2023/wordml/word16du" xmlns:w16sdtdh="http://schemas.microsoft.com/office/word/2020/wordml/sdtdatahash" xmlns:w16sdtfl="http://schemas.microsoft.com/office/word/2024/wordml/sdtformatlock" xmlns:w16se="http://schemas.microsoft.com/office/word/2015/wordml/symex" mc:Ignorable="w14 w15 w16se w16cid w16 w16cex w16sdtdh w16sdtfl w16du">
   <w:docDefaults>
     <w:rPrDefault>
       <w:rPr>
@@ -4669,7 +4466,7 @@
     </w:rPrDefault>
     <w:pPrDefault/>
   </w:docDefaults>
-  <w:latentStyles w:defLockedState="0" w:defUIPriority="0" w:defSemiHidden="0" w:defUnhideWhenUsed="0" w:defQFormat="0" w:count="371">
+  <w:latentStyles w:defLockedState="0" w:defUIPriority="0" w:defSemiHidden="0" w:defUnhideWhenUsed="0" w:defQFormat="0" w:count="376">
     <w:lsdException w:name="heading 2" w:semiHidden="1" w:unhideWhenUsed="1" w:qFormat="1"/>
     <w:lsdException w:name="heading 3" w:semiHidden="1" w:unhideWhenUsed="1" w:qFormat="1"/>
     <w:lsdException w:name="heading 4" w:semiHidden="1" w:unhideWhenUsed="1" w:qFormat="1"/>
@@ -5028,8 +4825,13 @@
     <w:lsdException w:name="List Table 5 Dark Accent 6" w:uiPriority="50"/>
     <w:lsdException w:name="List Table 6 Colorful Accent 6" w:uiPriority="51"/>
     <w:lsdException w:name="List Table 7 Colorful Accent 6" w:uiPriority="52"/>
+    <w:lsdException w:name="Mention" w:semiHidden="1" w:uiPriority="99" w:unhideWhenUsed="1"/>
+    <w:lsdException w:name="Smart Hyperlink" w:semiHidden="1" w:uiPriority="99" w:unhideWhenUsed="1"/>
+    <w:lsdException w:name="Hashtag" w:semiHidden="1" w:uiPriority="99" w:unhideWhenUsed="1"/>
+    <w:lsdException w:name="Unresolved Mention" w:semiHidden="1" w:uiPriority="99" w:unhideWhenUsed="1"/>
+    <w:lsdException w:name="Smart Link" w:semiHidden="1" w:uiPriority="99" w:unhideWhenUsed="1"/>
   </w:latentStyles>
-  <w:style w:type="paragraph" w:default="1" w:styleId="Standaard">
+  <w:style w:type="paragraph" w:default="1" w:styleId="Normal">
     <w:name w:val="Normal"/>
     <w:rsid w:val="00A55103"/>
     <w:pPr>
@@ -5043,11 +4845,11 @@
       <w:lang w:val="de-DE"/>
     </w:rPr>
   </w:style>
-  <w:style w:type="paragraph" w:styleId="Kop1">
+  <w:style w:type="paragraph" w:styleId="Heading1">
     <w:name w:val="heading 1"/>
-    <w:basedOn w:val="Standaard"/>
-    <w:next w:val="Standaard"/>
-    <w:link w:val="Kop1Char"/>
+    <w:basedOn w:val="Normal"/>
+    <w:next w:val="Normal"/>
+    <w:link w:val="Heading1Char"/>
     <w:rsid w:val="009F3CCF"/>
     <w:pPr>
       <w:keepNext/>
@@ -5064,11 +4866,11 @@
       <w:szCs w:val="28"/>
     </w:rPr>
   </w:style>
-  <w:style w:type="paragraph" w:styleId="Kop2">
+  <w:style w:type="paragraph" w:styleId="Heading2">
     <w:name w:val="heading 2"/>
-    <w:basedOn w:val="Standaard"/>
-    <w:next w:val="Standaard"/>
-    <w:link w:val="Kop2Char"/>
+    <w:basedOn w:val="Normal"/>
+    <w:next w:val="Normal"/>
+    <w:link w:val="Heading2Char"/>
     <w:semiHidden/>
     <w:unhideWhenUsed/>
     <w:qFormat/>
@@ -5088,13 +4890,13 @@
       <w:szCs w:val="26"/>
     </w:rPr>
   </w:style>
-  <w:style w:type="character" w:default="1" w:styleId="Standaardalinea-lettertype">
+  <w:style w:type="character" w:default="1" w:styleId="DefaultParagraphFont">
     <w:name w:val="Default Paragraph Font"/>
     <w:uiPriority w:val="1"/>
     <w:semiHidden/>
     <w:unhideWhenUsed/>
   </w:style>
-  <w:style w:type="table" w:default="1" w:styleId="Standaardtabel">
+  <w:style w:type="table" w:default="1" w:styleId="TableNormal">
     <w:name w:val="Normal Table"/>
     <w:uiPriority w:val="99"/>
     <w:semiHidden/>
@@ -5109,15 +4911,15 @@
       </w:tblCellMar>
     </w:tblPr>
   </w:style>
-  <w:style w:type="numbering" w:default="1" w:styleId="Geenlijst">
+  <w:style w:type="numbering" w:default="1" w:styleId="NoList">
     <w:name w:val="No List"/>
     <w:uiPriority w:val="99"/>
     <w:semiHidden/>
     <w:unhideWhenUsed/>
   </w:style>
-  <w:style w:type="paragraph" w:styleId="Geenafstand">
+  <w:style w:type="paragraph" w:styleId="NoSpacing">
     <w:name w:val="No Spacing"/>
-    <w:link w:val="GeenafstandChar"/>
+    <w:link w:val="NoSpacingChar"/>
     <w:uiPriority w:val="1"/>
     <w:rsid w:val="000F6E09"/>
     <w:rPr>
@@ -5126,9 +4928,9 @@
       <w:szCs w:val="22"/>
     </w:rPr>
   </w:style>
-  <w:style w:type="character" w:customStyle="1" w:styleId="GeenafstandChar">
-    <w:name w:val="Geen afstand Char"/>
-    <w:link w:val="Geenafstand"/>
+  <w:style w:type="character" w:customStyle="1" w:styleId="NoSpacingChar">
+    <w:name w:val="No Spacing Char"/>
+    <w:link w:val="NoSpacing"/>
     <w:uiPriority w:val="1"/>
     <w:rsid w:val="000F6E09"/>
     <w:rPr>
@@ -5137,10 +4939,10 @@
       <w:szCs w:val="22"/>
     </w:rPr>
   </w:style>
-  <w:style w:type="paragraph" w:styleId="Ballontekst">
+  <w:style w:type="paragraph" w:styleId="BalloonText">
     <w:name w:val="Balloon Text"/>
-    <w:basedOn w:val="Standaard"/>
-    <w:link w:val="BallontekstChar"/>
+    <w:basedOn w:val="Normal"/>
+    <w:link w:val="BalloonTextChar"/>
     <w:rsid w:val="000F6E09"/>
     <w:rPr>
       <w:rFonts w:ascii="Tahoma" w:hAnsi="Tahoma" w:cs="Tahoma"/>
@@ -5148,9 +4950,9 @@
       <w:szCs w:val="16"/>
     </w:rPr>
   </w:style>
-  <w:style w:type="character" w:customStyle="1" w:styleId="BallontekstChar">
-    <w:name w:val="Ballontekst Char"/>
-    <w:link w:val="Ballontekst"/>
+  <w:style w:type="character" w:customStyle="1" w:styleId="BalloonTextChar">
+    <w:name w:val="Balloon Text Char"/>
+    <w:link w:val="BalloonText"/>
     <w:rsid w:val="000F6E09"/>
     <w:rPr>
       <w:rFonts w:ascii="Tahoma" w:hAnsi="Tahoma" w:cs="Tahoma"/>
@@ -5158,9 +4960,9 @@
       <w:szCs w:val="16"/>
     </w:rPr>
   </w:style>
-  <w:style w:type="paragraph" w:styleId="Lijstalinea">
+  <w:style w:type="paragraph" w:styleId="ListParagraph">
     <w:name w:val="List Paragraph"/>
-    <w:basedOn w:val="Standaard"/>
+    <w:basedOn w:val="Normal"/>
     <w:uiPriority w:val="34"/>
     <w:rsid w:val="001B0B60"/>
     <w:pPr>
@@ -5176,7 +4978,7 @@
   </w:style>
   <w:style w:type="numbering" w:customStyle="1" w:styleId="StijlMetopsommingstekensSymbolsymboolLinks063cmVerk">
     <w:name w:val="Stijl Met opsommingstekens Symbol (symbool) Links:  063 cm Verk..."/>
-    <w:basedOn w:val="Geenlijst"/>
+    <w:basedOn w:val="NoList"/>
     <w:rsid w:val="001B0B60"/>
     <w:pPr>
       <w:numPr>
@@ -5186,7 +4988,7 @@
   </w:style>
   <w:style w:type="paragraph" w:customStyle="1" w:styleId="08Tussenkopje">
     <w:name w:val="08 Tussenkopje"/>
-    <w:basedOn w:val="Standaard"/>
+    <w:basedOn w:val="Normal"/>
     <w:rsid w:val="00C852C8"/>
     <w:rPr>
       <w:b/>
@@ -5201,10 +5003,10 @@
       <w:b/>
     </w:rPr>
   </w:style>
-  <w:style w:type="paragraph" w:styleId="Koptekst">
+  <w:style w:type="paragraph" w:styleId="Header">
     <w:name w:val="header"/>
-    <w:basedOn w:val="Standaard"/>
-    <w:link w:val="KoptekstChar"/>
+    <w:basedOn w:val="Normal"/>
+    <w:link w:val="HeaderChar"/>
     <w:rsid w:val="004D6BA1"/>
     <w:pPr>
       <w:tabs>
@@ -5214,9 +5016,9 @@
       <w:spacing w:line="240" w:lineRule="auto"/>
     </w:pPr>
   </w:style>
-  <w:style w:type="character" w:customStyle="1" w:styleId="KoptekstChar">
-    <w:name w:val="Koptekst Char"/>
-    <w:link w:val="Koptekst"/>
+  <w:style w:type="character" w:customStyle="1" w:styleId="HeaderChar">
+    <w:name w:val="Header Char"/>
+    <w:link w:val="Header"/>
     <w:rsid w:val="004D6BA1"/>
     <w:rPr>
       <w:rFonts w:ascii="Corbel" w:eastAsia="Calibri" w:hAnsi="Corbel" w:cs="Arial"/>
@@ -5224,10 +5026,10 @@
       <w:lang w:eastAsia="en-US"/>
     </w:rPr>
   </w:style>
-  <w:style w:type="paragraph" w:styleId="Voettekst">
+  <w:style w:type="paragraph" w:styleId="Footer">
     <w:name w:val="footer"/>
-    <w:basedOn w:val="Standaard"/>
-    <w:link w:val="VoettekstChar"/>
+    <w:basedOn w:val="Normal"/>
+    <w:link w:val="FooterChar"/>
     <w:uiPriority w:val="99"/>
     <w:rsid w:val="00DC3FDA"/>
     <w:pPr>
@@ -5242,9 +5044,9 @@
       <w:sz w:val="16"/>
     </w:rPr>
   </w:style>
-  <w:style w:type="character" w:customStyle="1" w:styleId="VoettekstChar">
-    <w:name w:val="Voettekst Char"/>
-    <w:link w:val="Voettekst"/>
+  <w:style w:type="character" w:customStyle="1" w:styleId="FooterChar">
+    <w:name w:val="Footer Char"/>
+    <w:link w:val="Footer"/>
     <w:uiPriority w:val="99"/>
     <w:rsid w:val="00DC3FDA"/>
     <w:rPr>
@@ -5255,7 +5057,7 @@
   </w:style>
   <w:style w:type="paragraph" w:customStyle="1" w:styleId="CB-Documenttitel">
     <w:name w:val="CB-Documenttitel"/>
-    <w:basedOn w:val="Standaard"/>
+    <w:basedOn w:val="Normal"/>
     <w:rsid w:val="006F308D"/>
     <w:pPr>
       <w:spacing w:line="240" w:lineRule="auto"/>
@@ -5293,7 +5095,7 @@
       <w:lang w:eastAsia="en-US"/>
     </w:rPr>
   </w:style>
-  <w:style w:type="character" w:styleId="Tekstvantijdelijkeaanduiding">
+  <w:style w:type="character" w:styleId="PlaceholderText">
     <w:name w:val="Placeholder Text"/>
     <w:uiPriority w:val="99"/>
     <w:semiHidden/>
@@ -5304,7 +5106,7 @@
   </w:style>
   <w:style w:type="paragraph" w:customStyle="1" w:styleId="CB-colofontitels">
     <w:name w:val="CB-colofon titels"/>
-    <w:basedOn w:val="Standaard"/>
+    <w:basedOn w:val="Normal"/>
     <w:rsid w:val="003F66FF"/>
     <w:pPr>
       <w:jc w:val="right"/>
@@ -5327,7 +5129,7 @@
   </w:style>
   <w:style w:type="paragraph" w:customStyle="1" w:styleId="02Kop1">
     <w:name w:val="02 Kop 1"/>
-    <w:basedOn w:val="Standaard"/>
+    <w:basedOn w:val="Normal"/>
     <w:next w:val="01Standaard"/>
     <w:rsid w:val="00EF7C8E"/>
     <w:pPr>
@@ -5346,7 +5148,7 @@
   </w:style>
   <w:style w:type="paragraph" w:customStyle="1" w:styleId="01Standaard">
     <w:name w:val="01 Standaard"/>
-    <w:basedOn w:val="Standaard"/>
+    <w:basedOn w:val="Normal"/>
     <w:qFormat/>
     <w:rsid w:val="00E25292"/>
   </w:style>
@@ -5404,10 +5206,10 @@
       <w:ind w:left="284" w:hanging="284"/>
     </w:pPr>
   </w:style>
-  <w:style w:type="paragraph" w:styleId="Voetnoottekst">
+  <w:style w:type="paragraph" w:styleId="FootnoteText">
     <w:name w:val="footnote text"/>
-    <w:basedOn w:val="Standaard"/>
-    <w:link w:val="VoetnoottekstChar"/>
+    <w:basedOn w:val="Normal"/>
+    <w:link w:val="FootnoteTextChar"/>
     <w:rsid w:val="00837264"/>
     <w:pPr>
       <w:spacing w:line="220" w:lineRule="exact"/>
@@ -5416,9 +5218,9 @@
       <w:sz w:val="16"/>
     </w:rPr>
   </w:style>
-  <w:style w:type="character" w:customStyle="1" w:styleId="VoetnoottekstChar">
-    <w:name w:val="Voetnoottekst Char"/>
-    <w:link w:val="Voetnoottekst"/>
+  <w:style w:type="character" w:customStyle="1" w:styleId="FootnoteTextChar">
+    <w:name w:val="Footnote Text Char"/>
+    <w:link w:val="FootnoteText"/>
     <w:rsid w:val="00837264"/>
     <w:rPr>
       <w:rFonts w:ascii="Corbel" w:eastAsia="Calibri" w:hAnsi="Corbel" w:cs="Arial"/>
@@ -5427,17 +5229,17 @@
       <w:lang w:eastAsia="en-US"/>
     </w:rPr>
   </w:style>
-  <w:style w:type="character" w:styleId="Voetnootmarkering">
+  <w:style w:type="character" w:styleId="FootnoteReference">
     <w:name w:val="footnote reference"/>
     <w:rsid w:val="00607A29"/>
     <w:rPr>
       <w:vertAlign w:val="superscript"/>
     </w:rPr>
   </w:style>
-  <w:style w:type="paragraph" w:styleId="Bijschrift">
+  <w:style w:type="paragraph" w:styleId="Caption">
     <w:name w:val="caption"/>
-    <w:basedOn w:val="Standaard"/>
-    <w:next w:val="Standaard"/>
+    <w:basedOn w:val="Normal"/>
+    <w:next w:val="Normal"/>
     <w:unhideWhenUsed/>
     <w:rsid w:val="00F456D2"/>
     <w:pPr>
@@ -5479,9 +5281,9 @@
       <w:noProof/>
     </w:rPr>
   </w:style>
-  <w:style w:type="character" w:customStyle="1" w:styleId="Kop1Char">
-    <w:name w:val="Kop 1 Char"/>
-    <w:link w:val="Kop1"/>
+  <w:style w:type="character" w:customStyle="1" w:styleId="Heading1Char">
+    <w:name w:val="Heading 1 Char"/>
+    <w:link w:val="Heading1"/>
     <w:rsid w:val="009F3CCF"/>
     <w:rPr>
       <w:rFonts w:ascii="Cambria" w:eastAsia="Times New Roman" w:hAnsi="Cambria" w:cs="Times New Roman"/>
@@ -5492,9 +5294,9 @@
       <w:szCs w:val="28"/>
     </w:rPr>
   </w:style>
-  <w:style w:type="character" w:customStyle="1" w:styleId="Kop2Char">
-    <w:name w:val="Kop 2 Char"/>
-    <w:link w:val="Kop2"/>
+  <w:style w:type="character" w:customStyle="1" w:styleId="Heading2Char">
+    <w:name w:val="Heading 2 Char"/>
+    <w:link w:val="Heading2"/>
     <w:semiHidden/>
     <w:rsid w:val="009F3CCF"/>
     <w:rPr>
@@ -5506,9 +5308,9 @@
       <w:szCs w:val="26"/>
     </w:rPr>
   </w:style>
-  <w:style w:type="paragraph" w:styleId="Inhopg2">
+  <w:style w:type="paragraph" w:styleId="TOC2">
     <w:name w:val="toc 2"/>
-    <w:next w:val="Standaard"/>
+    <w:next w:val="Normal"/>
     <w:autoRedefine/>
     <w:uiPriority w:val="39"/>
     <w:rsid w:val="009F3CCF"/>
@@ -5526,9 +5328,9 @@
       <w:lang w:val="de-DE"/>
     </w:rPr>
   </w:style>
-  <w:style w:type="paragraph" w:styleId="Inhopg1">
+  <w:style w:type="paragraph" w:styleId="TOC1">
     <w:name w:val="toc 1"/>
-    <w:next w:val="Standaard"/>
+    <w:next w:val="Normal"/>
     <w:autoRedefine/>
     <w:uiPriority w:val="39"/>
     <w:rsid w:val="00EF7C8E"/>
@@ -5556,9 +5358,9 @@
       <w:u w:val="single"/>
     </w:rPr>
   </w:style>
-  <w:style w:type="table" w:styleId="Tabelraster">
+  <w:style w:type="table" w:styleId="TableGrid">
     <w:name w:val="Table Grid"/>
-    <w:basedOn w:val="Standaardtabel"/>
+    <w:basedOn w:val="TableNormal"/>
     <w:rsid w:val="00EF7C8E"/>
     <w:tblPr>
       <w:tblBorders>
@@ -5573,7 +5375,7 @@
   </w:style>
   <w:style w:type="table" w:customStyle="1" w:styleId="CB-tabel">
     <w:name w:val="CB-tabel"/>
-    <w:basedOn w:val="Standaardtabel"/>
+    <w:basedOn w:val="TableNormal"/>
     <w:uiPriority w:val="99"/>
     <w:rsid w:val="004A6DE0"/>
     <w:rPr>
@@ -5669,7 +5471,7 @@
   </w:style>
   <w:style w:type="paragraph" w:customStyle="1" w:styleId="CB-kopteksten">
     <w:name w:val="CB-kopteksten"/>
-    <w:basedOn w:val="Standaard"/>
+    <w:basedOn w:val="Normal"/>
     <w:rsid w:val="00A55103"/>
     <w:pPr>
       <w:autoSpaceDE/>
@@ -5685,7 +5487,7 @@
   </w:style>
   <w:style w:type="paragraph" w:customStyle="1" w:styleId="Divisie">
     <w:name w:val="Divisie"/>
-    <w:basedOn w:val="Standaard"/>
+    <w:basedOn w:val="Normal"/>
     <w:rsid w:val="008238D8"/>
     <w:pPr>
       <w:pBdr>
@@ -5705,7 +5507,7 @@
   </w:style>
   <w:style w:type="paragraph" w:customStyle="1" w:styleId="Bureau">
     <w:name w:val="Bureau"/>
-    <w:basedOn w:val="Standaard"/>
+    <w:basedOn w:val="Normal"/>
     <w:rsid w:val="00E57000"/>
     <w:pPr>
       <w:autoSpaceDE/>
@@ -5720,18 +5522,18 @@
       <w:lang w:val="nl-NL"/>
     </w:rPr>
   </w:style>
-  <w:style w:type="character" w:styleId="GevolgdeHyperlink">
+  <w:style w:type="character" w:styleId="FollowedHyperlink">
     <w:name w:val="FollowedHyperlink"/>
-    <w:basedOn w:val="Standaardalinea-lettertype"/>
+    <w:basedOn w:val="DefaultParagraphFont"/>
     <w:rsid w:val="0082503C"/>
     <w:rPr>
       <w:color w:val="800080" w:themeColor="followedHyperlink"/>
       <w:u w:val="single"/>
     </w:rPr>
   </w:style>
-  <w:style w:type="character" w:styleId="Verwijzingopmerking">
+  <w:style w:type="character" w:styleId="CommentReference">
     <w:name w:val="annotation reference"/>
-    <w:basedOn w:val="Standaardalinea-lettertype"/>
+    <w:basedOn w:val="DefaultParagraphFont"/>
     <w:semiHidden/>
     <w:unhideWhenUsed/>
     <w:rsid w:val="005C5177"/>
@@ -5740,10 +5542,10 @@
       <w:szCs w:val="16"/>
     </w:rPr>
   </w:style>
-  <w:style w:type="paragraph" w:styleId="Tekstopmerking">
+  <w:style w:type="paragraph" w:styleId="CommentText">
     <w:name w:val="annotation text"/>
-    <w:basedOn w:val="Standaard"/>
-    <w:link w:val="TekstopmerkingChar"/>
+    <w:basedOn w:val="Normal"/>
+    <w:link w:val="CommentTextChar"/>
     <w:semiHidden/>
     <w:unhideWhenUsed/>
     <w:rsid w:val="005C5177"/>
@@ -5751,10 +5553,10 @@
       <w:spacing w:line="240" w:lineRule="auto"/>
     </w:pPr>
   </w:style>
-  <w:style w:type="character" w:customStyle="1" w:styleId="TekstopmerkingChar">
-    <w:name w:val="Tekst opmerking Char"/>
-    <w:basedOn w:val="Standaardalinea-lettertype"/>
-    <w:link w:val="Tekstopmerking"/>
+  <w:style w:type="character" w:customStyle="1" w:styleId="CommentTextChar">
+    <w:name w:val="Comment Text Char"/>
+    <w:basedOn w:val="DefaultParagraphFont"/>
+    <w:link w:val="CommentText"/>
     <w:semiHidden/>
     <w:rsid w:val="005C5177"/>
     <w:rPr>
@@ -5762,11 +5564,11 @@
       <w:lang w:val="de-DE"/>
     </w:rPr>
   </w:style>
-  <w:style w:type="paragraph" w:styleId="Onderwerpvanopmerking">
+  <w:style w:type="paragraph" w:styleId="CommentSubject">
     <w:name w:val="annotation subject"/>
-    <w:basedOn w:val="Tekstopmerking"/>
-    <w:next w:val="Tekstopmerking"/>
-    <w:link w:val="OnderwerpvanopmerkingChar"/>
+    <w:basedOn w:val="CommentText"/>
+    <w:next w:val="CommentText"/>
+    <w:link w:val="CommentSubjectChar"/>
     <w:semiHidden/>
     <w:unhideWhenUsed/>
     <w:rsid w:val="005C5177"/>
@@ -5775,10 +5577,10 @@
       <w:bCs/>
     </w:rPr>
   </w:style>
-  <w:style w:type="character" w:customStyle="1" w:styleId="OnderwerpvanopmerkingChar">
-    <w:name w:val="Onderwerp van opmerking Char"/>
-    <w:basedOn w:val="TekstopmerkingChar"/>
-    <w:link w:val="Onderwerpvanopmerking"/>
+  <w:style w:type="character" w:customStyle="1" w:styleId="CommentSubjectChar">
+    <w:name w:val="Comment Subject Char"/>
+    <w:basedOn w:val="CommentTextChar"/>
+    <w:link w:val="CommentSubject"/>
     <w:semiHidden/>
     <w:rsid w:val="005C5177"/>
     <w:rPr>
